--- a/Documentation/SRS300_requirements_1.2.docx
+++ b/Documentation/SRS300_requirements_1.2.docx
@@ -1686,6 +1686,47 @@
             </w:pPr>
             <w:r>
               <w:t>Review and demo with GB, DC</w:t>
+            </w:r>
+          </w:p>
+        </w:tc>
+      </w:tr>
+      <w:tr>
+        <w:tc>
+          <w:tcPr>
+            <w:tcW w:w="1129" w:type="dxa"/>
+          </w:tcPr>
+          <w:p>
+            <w:pPr>
+              <w:spacing w:after="160"/>
+            </w:pPr>
+            <w:r>
+              <w:t>1.3</w:t>
+            </w:r>
+          </w:p>
+        </w:tc>
+        <w:tc>
+          <w:tcPr>
+            <w:tcW w:w="1560" w:type="dxa"/>
+          </w:tcPr>
+          <w:p>
+            <w:pPr>
+              <w:spacing w:after="160"/>
+            </w:pPr>
+            <w:r>
+              <w:t>13/01/2026</w:t>
+            </w:r>
+          </w:p>
+        </w:tc>
+        <w:tc>
+          <w:tcPr>
+            <w:tcW w:w="5811" w:type="dxa"/>
+          </w:tcPr>
+          <w:p>
+            <w:pPr>
+              <w:spacing w:after="160"/>
+            </w:pPr>
+            <w:r>
+              <w:t>End of project review- GB</w:t>
             </w:r>
           </w:p>
         </w:tc>
@@ -2957,14 +2998,14 @@
     <w:tbl>
       <w:tblPr>
         <w:tblStyle w:val="TableGrid"/>
-        <w:tblW w:w="9209" w:type="dxa"/>
+        <w:tblW w:w="9776" w:type="dxa"/>
         <w:tblLook w:val="04A0" w:firstRow="1" w:lastRow="0" w:firstColumn="1" w:lastColumn="0" w:noHBand="0" w:noVBand="1"/>
       </w:tblPr>
       <w:tblGrid>
         <w:gridCol w:w="906"/>
         <w:gridCol w:w="5576"/>
-        <w:gridCol w:w="1217"/>
-        <w:gridCol w:w="1510"/>
+        <w:gridCol w:w="1451"/>
+        <w:gridCol w:w="1843"/>
       </w:tblGrid>
       <w:tr>
         <w:tc>
@@ -2989,7 +3030,7 @@
         </w:tc>
         <w:tc>
           <w:tcPr>
-            <w:tcW w:w="1217" w:type="dxa"/>
+            <w:tcW w:w="1451" w:type="dxa"/>
           </w:tcPr>
           <w:p>
             <w:r>
@@ -2999,7 +3040,7 @@
         </w:tc>
         <w:tc>
           <w:tcPr>
-            <w:tcW w:w="1510" w:type="dxa"/>
+            <w:tcW w:w="1843" w:type="dxa"/>
           </w:tcPr>
           <w:p>
             <w:r>
@@ -3046,7 +3087,7 @@
         </w:tc>
         <w:tc>
           <w:tcPr>
-            <w:tcW w:w="1217" w:type="dxa"/>
+            <w:tcW w:w="1451" w:type="dxa"/>
             <w:shd w:val="clear" w:color="auto" w:fill="D0CECE" w:themeFill="background2" w:themeFillShade="E6"/>
           </w:tcPr>
           <w:p>
@@ -3075,7 +3116,7 @@
         </w:tc>
         <w:tc>
           <w:tcPr>
-            <w:tcW w:w="1510" w:type="dxa"/>
+            <w:tcW w:w="1843" w:type="dxa"/>
             <w:shd w:val="clear" w:color="auto" w:fill="D0CECE" w:themeFill="background2" w:themeFillShade="E6"/>
           </w:tcPr>
           <w:p>
@@ -3178,7 +3219,43 @@
         </w:tc>
         <w:tc>
           <w:tcPr>
-            <w:tcW w:w="1217" w:type="dxa"/>
+            <w:tcW w:w="1451" w:type="dxa"/>
+            <w:shd w:val="clear" w:color="auto" w:fill="E2EFD9" w:themeFill="accent6" w:themeFillTint="33"/>
+          </w:tcPr>
+          <w:p>
+            <w:pPr>
+              <w:rPr>
+                <w:sz w:val="20"/>
+                <w:szCs w:val="20"/>
+              </w:rPr>
+            </w:pPr>
+            <w:r>
+              <w:rPr>
+                <w:sz w:val="20"/>
+                <w:szCs w:val="20"/>
+              </w:rPr>
+              <w:t>Done</w:t>
+            </w:r>
+          </w:p>
+          <w:p>
+            <w:pPr>
+              <w:rPr>
+                <w:sz w:val="20"/>
+                <w:szCs w:val="20"/>
+              </w:rPr>
+            </w:pPr>
+            <w:r>
+              <w:rPr>
+                <w:sz w:val="20"/>
+                <w:szCs w:val="20"/>
+              </w:rPr>
+              <w:t>18/12/2025</w:t>
+            </w:r>
+          </w:p>
+        </w:tc>
+        <w:tc>
+          <w:tcPr>
+            <w:tcW w:w="1843" w:type="dxa"/>
             <w:shd w:val="clear" w:color="auto" w:fill="FFF2CC" w:themeFill="accent4" w:themeFillTint="33"/>
           </w:tcPr>
           <w:p>
@@ -3193,37 +3270,46 @@
                 <w:sz w:val="20"/>
                 <w:szCs w:val="20"/>
               </w:rPr>
-              <w:t>In progress</w:t>
-            </w:r>
-          </w:p>
-          <w:p>
-            <w:pPr>
-              <w:rPr>
-                <w:sz w:val="20"/>
-                <w:szCs w:val="20"/>
-              </w:rPr>
-            </w:pPr>
-            <w:r>
-              <w:rPr>
-                <w:sz w:val="20"/>
-                <w:szCs w:val="20"/>
-              </w:rPr>
-              <w:t>15/12/2025</w:t>
-            </w:r>
-          </w:p>
-        </w:tc>
-        <w:tc>
-          <w:tcPr>
-            <w:tcW w:w="1510" w:type="dxa"/>
-            <w:shd w:val="clear" w:color="auto" w:fill="FFF2CC" w:themeFill="accent4" w:themeFillTint="33"/>
-          </w:tcPr>
-          <w:p>
-            <w:pPr>
-              <w:rPr>
-                <w:sz w:val="20"/>
-                <w:szCs w:val="20"/>
-              </w:rPr>
-            </w:pPr>
+              <w:t>Partial block</w:t>
+            </w:r>
+          </w:p>
+          <w:p>
+            <w:pPr>
+              <w:rPr>
+                <w:sz w:val="20"/>
+                <w:szCs w:val="20"/>
+              </w:rPr>
+            </w:pPr>
+            <w:r>
+              <w:rPr>
+                <w:sz w:val="20"/>
+                <w:szCs w:val="20"/>
+              </w:rPr>
+              <w:t>Tests 10.0</w:t>
+            </w:r>
+          </w:p>
+          <w:p>
+            <w:pPr>
+              <w:rPr>
+                <w:sz w:val="20"/>
+                <w:szCs w:val="20"/>
+              </w:rPr>
+            </w:pPr>
+          </w:p>
+          <w:p>
+            <w:pPr>
+              <w:rPr>
+                <w:sz w:val="20"/>
+                <w:szCs w:val="20"/>
+              </w:rPr>
+            </w:pPr>
+            <w:r>
+              <w:rPr>
+                <w:sz w:val="20"/>
+                <w:szCs w:val="20"/>
+              </w:rPr>
+              <w:t>Note: Currently tested on only 370 and 375 due to issues with connection to 310.</w:t>
+            </w:r>
           </w:p>
         </w:tc>
       </w:tr>
@@ -3253,20 +3339,20 @@
         </w:tc>
         <w:tc>
           <w:tcPr>
-            <w:tcW w:w="1217" w:type="dxa"/>
-          </w:tcPr>
-          <w:p>
-            <w:pPr>
-              <w:rPr>
-                <w:sz w:val="20"/>
-                <w:szCs w:val="20"/>
-              </w:rPr>
-            </w:pPr>
-          </w:p>
-        </w:tc>
-        <w:tc>
-          <w:tcPr>
-            <w:tcW w:w="1510" w:type="dxa"/>
+            <w:tcW w:w="1451" w:type="dxa"/>
+          </w:tcPr>
+          <w:p>
+            <w:pPr>
+              <w:rPr>
+                <w:sz w:val="20"/>
+                <w:szCs w:val="20"/>
+              </w:rPr>
+            </w:pPr>
+          </w:p>
+        </w:tc>
+        <w:tc>
+          <w:tcPr>
+            <w:tcW w:w="1843" w:type="dxa"/>
           </w:tcPr>
           <w:p>
             <w:pPr>
@@ -3307,7 +3393,7 @@
         </w:tc>
         <w:tc>
           <w:tcPr>
-            <w:tcW w:w="1217" w:type="dxa"/>
+            <w:tcW w:w="1451" w:type="dxa"/>
             <w:shd w:val="clear" w:color="auto" w:fill="E2EFD9" w:themeFill="accent6" w:themeFillTint="33"/>
           </w:tcPr>
           <w:p>
@@ -3343,7 +3429,7 @@
         </w:tc>
         <w:tc>
           <w:tcPr>
-            <w:tcW w:w="1510" w:type="dxa"/>
+            <w:tcW w:w="1843" w:type="dxa"/>
             <w:shd w:val="clear" w:color="auto" w:fill="E2EFD9" w:themeFill="accent6" w:themeFillTint="33"/>
           </w:tcPr>
           <w:p>
@@ -3413,7 +3499,7 @@
         </w:tc>
         <w:tc>
           <w:tcPr>
-            <w:tcW w:w="1217" w:type="dxa"/>
+            <w:tcW w:w="1451" w:type="dxa"/>
             <w:shd w:val="clear" w:color="auto" w:fill="E2EFD9" w:themeFill="accent6" w:themeFillTint="33"/>
           </w:tcPr>
           <w:p>
@@ -3449,7 +3535,7 @@
         </w:tc>
         <w:tc>
           <w:tcPr>
-            <w:tcW w:w="1510" w:type="dxa"/>
+            <w:tcW w:w="1843" w:type="dxa"/>
             <w:shd w:val="clear" w:color="auto" w:fill="E2EFD9" w:themeFill="accent6" w:themeFillTint="33"/>
           </w:tcPr>
           <w:p>
@@ -3522,7 +3608,7 @@
         </w:tc>
         <w:tc>
           <w:tcPr>
-            <w:tcW w:w="1217" w:type="dxa"/>
+            <w:tcW w:w="1451" w:type="dxa"/>
             <w:shd w:val="clear" w:color="auto" w:fill="E2EFD9" w:themeFill="accent6" w:themeFillTint="33"/>
           </w:tcPr>
           <w:p>
@@ -3558,7 +3644,7 @@
         </w:tc>
         <w:tc>
           <w:tcPr>
-            <w:tcW w:w="1510" w:type="dxa"/>
+            <w:tcW w:w="1843" w:type="dxa"/>
             <w:shd w:val="clear" w:color="auto" w:fill="E2EFD9" w:themeFill="accent6" w:themeFillTint="33"/>
           </w:tcPr>
           <w:p>
@@ -3588,14 +3674,7 @@
                 <w:sz w:val="20"/>
                 <w:szCs w:val="20"/>
               </w:rPr>
-              <w:t>Tests 8</w:t>
-            </w:r>
-            <w:r>
-              <w:rPr>
-                <w:sz w:val="20"/>
-                <w:szCs w:val="20"/>
-              </w:rPr>
-              <w:t>.0</w:t>
+              <w:t>Tests 8.0</w:t>
             </w:r>
           </w:p>
         </w:tc>
@@ -3629,7 +3708,7 @@
         </w:tc>
         <w:tc>
           <w:tcPr>
-            <w:tcW w:w="1217" w:type="dxa"/>
+            <w:tcW w:w="1451" w:type="dxa"/>
             <w:shd w:val="clear" w:color="auto" w:fill="E2EFD9" w:themeFill="accent6" w:themeFillTint="33"/>
           </w:tcPr>
           <w:p>
@@ -3665,7 +3744,7 @@
         </w:tc>
         <w:tc>
           <w:tcPr>
-            <w:tcW w:w="1510" w:type="dxa"/>
+            <w:tcW w:w="1843" w:type="dxa"/>
             <w:shd w:val="clear" w:color="auto" w:fill="E2EFD9" w:themeFill="accent6" w:themeFillTint="33"/>
           </w:tcPr>
           <w:p>
@@ -3741,7 +3820,7 @@
         </w:tc>
         <w:tc>
           <w:tcPr>
-            <w:tcW w:w="1217" w:type="dxa"/>
+            <w:tcW w:w="1451" w:type="dxa"/>
             <w:shd w:val="clear" w:color="auto" w:fill="E2EFD9" w:themeFill="accent6" w:themeFillTint="33"/>
           </w:tcPr>
           <w:p>
@@ -3777,7 +3856,7 @@
         </w:tc>
         <w:tc>
           <w:tcPr>
-            <w:tcW w:w="1510" w:type="dxa"/>
+            <w:tcW w:w="1843" w:type="dxa"/>
             <w:shd w:val="clear" w:color="auto" w:fill="E2EFD9" w:themeFill="accent6" w:themeFillTint="33"/>
           </w:tcPr>
           <w:p>
@@ -3848,7 +3927,7 @@
         </w:tc>
         <w:tc>
           <w:tcPr>
-            <w:tcW w:w="1217" w:type="dxa"/>
+            <w:tcW w:w="1451" w:type="dxa"/>
             <w:shd w:val="clear" w:color="auto" w:fill="E2EFD9" w:themeFill="accent6" w:themeFillTint="33"/>
           </w:tcPr>
           <w:p>
@@ -3884,7 +3963,7 @@
         </w:tc>
         <w:tc>
           <w:tcPr>
-            <w:tcW w:w="1510" w:type="dxa"/>
+            <w:tcW w:w="1843" w:type="dxa"/>
             <w:shd w:val="clear" w:color="auto" w:fill="E2EFD9" w:themeFill="accent6" w:themeFillTint="33"/>
           </w:tcPr>
           <w:p>
@@ -3948,7 +4027,7 @@
         </w:tc>
         <w:tc>
           <w:tcPr>
-            <w:tcW w:w="1217" w:type="dxa"/>
+            <w:tcW w:w="1451" w:type="dxa"/>
             <w:shd w:val="clear" w:color="auto" w:fill="E2EFD9" w:themeFill="accent6" w:themeFillTint="33"/>
           </w:tcPr>
           <w:p>
@@ -3984,7 +4063,7 @@
         </w:tc>
         <w:tc>
           <w:tcPr>
-            <w:tcW w:w="1510" w:type="dxa"/>
+            <w:tcW w:w="1843" w:type="dxa"/>
             <w:shd w:val="clear" w:color="auto" w:fill="E2EFD9" w:themeFill="accent6" w:themeFillTint="33"/>
           </w:tcPr>
           <w:p>
@@ -4014,14 +4093,7 @@
                 <w:sz w:val="20"/>
                 <w:szCs w:val="20"/>
               </w:rPr>
-              <w:t>Test 5.</w:t>
-            </w:r>
-            <w:r>
-              <w:rPr>
-                <w:sz w:val="20"/>
-                <w:szCs w:val="20"/>
-              </w:rPr>
-              <w:t>4</w:t>
+              <w:t>Test 5.4</w:t>
             </w:r>
           </w:p>
         </w:tc>
@@ -4045,20 +4117,20 @@
         </w:tc>
         <w:tc>
           <w:tcPr>
-            <w:tcW w:w="1217" w:type="dxa"/>
-          </w:tcPr>
-          <w:p>
-            <w:pPr>
-              <w:rPr>
-                <w:sz w:val="20"/>
-                <w:szCs w:val="20"/>
-              </w:rPr>
-            </w:pPr>
-          </w:p>
-        </w:tc>
-        <w:tc>
-          <w:tcPr>
-            <w:tcW w:w="1510" w:type="dxa"/>
+            <w:tcW w:w="1451" w:type="dxa"/>
+          </w:tcPr>
+          <w:p>
+            <w:pPr>
+              <w:rPr>
+                <w:sz w:val="20"/>
+                <w:szCs w:val="20"/>
+              </w:rPr>
+            </w:pPr>
+          </w:p>
+        </w:tc>
+        <w:tc>
+          <w:tcPr>
+            <w:tcW w:w="1843" w:type="dxa"/>
           </w:tcPr>
           <w:p>
             <w:pPr>
@@ -4096,7 +4168,7 @@
         </w:tc>
         <w:tc>
           <w:tcPr>
-            <w:tcW w:w="1217" w:type="dxa"/>
+            <w:tcW w:w="1451" w:type="dxa"/>
             <w:shd w:val="clear" w:color="auto" w:fill="E2EFD9" w:themeFill="accent6" w:themeFillTint="33"/>
           </w:tcPr>
           <w:p>
@@ -4132,7 +4204,7 @@
         </w:tc>
         <w:tc>
           <w:tcPr>
-            <w:tcW w:w="1510" w:type="dxa"/>
+            <w:tcW w:w="1843" w:type="dxa"/>
             <w:shd w:val="clear" w:color="auto" w:fill="E2EFD9" w:themeFill="accent6" w:themeFillTint="33"/>
           </w:tcPr>
           <w:p>
@@ -4199,7 +4271,7 @@
         </w:tc>
         <w:tc>
           <w:tcPr>
-            <w:tcW w:w="1217" w:type="dxa"/>
+            <w:tcW w:w="1451" w:type="dxa"/>
             <w:shd w:val="clear" w:color="auto" w:fill="E2EFD9" w:themeFill="accent6" w:themeFillTint="33"/>
           </w:tcPr>
           <w:p>
@@ -4235,7 +4307,7 @@
         </w:tc>
         <w:tc>
           <w:tcPr>
-            <w:tcW w:w="1510" w:type="dxa"/>
+            <w:tcW w:w="1843" w:type="dxa"/>
             <w:shd w:val="clear" w:color="auto" w:fill="E2EFD9" w:themeFill="accent6" w:themeFillTint="33"/>
           </w:tcPr>
           <w:p>
@@ -4305,7 +4377,7 @@
         </w:tc>
         <w:tc>
           <w:tcPr>
-            <w:tcW w:w="1217" w:type="dxa"/>
+            <w:tcW w:w="1451" w:type="dxa"/>
             <w:shd w:val="clear" w:color="auto" w:fill="E2EFD9" w:themeFill="accent6" w:themeFillTint="33"/>
           </w:tcPr>
           <w:p>
@@ -4335,20 +4407,13 @@
                 <w:sz w:val="20"/>
                 <w:szCs w:val="20"/>
               </w:rPr>
-              <w:t>26/11</w:t>
-            </w:r>
-            <w:r>
-              <w:rPr>
-                <w:sz w:val="20"/>
-                <w:szCs w:val="20"/>
-              </w:rPr>
-              <w:t>/2025</w:t>
-            </w:r>
-          </w:p>
-        </w:tc>
-        <w:tc>
-          <w:tcPr>
-            <w:tcW w:w="1510" w:type="dxa"/>
+              <w:t>26/11/2025</w:t>
+            </w:r>
+          </w:p>
+        </w:tc>
+        <w:tc>
+          <w:tcPr>
+            <w:tcW w:w="1843" w:type="dxa"/>
             <w:shd w:val="clear" w:color="auto" w:fill="E2EFD9" w:themeFill="accent6" w:themeFillTint="33"/>
           </w:tcPr>
           <w:p>
@@ -4409,7 +4474,7 @@
         </w:tc>
         <w:tc>
           <w:tcPr>
-            <w:tcW w:w="1217" w:type="dxa"/>
+            <w:tcW w:w="1451" w:type="dxa"/>
             <w:shd w:val="clear" w:color="auto" w:fill="E2EFD9" w:themeFill="accent6" w:themeFillTint="33"/>
           </w:tcPr>
           <w:p>
@@ -4459,7 +4524,7 @@
         </w:tc>
         <w:tc>
           <w:tcPr>
-            <w:tcW w:w="1510" w:type="dxa"/>
+            <w:tcW w:w="1843" w:type="dxa"/>
             <w:shd w:val="clear" w:color="auto" w:fill="E2EFD9" w:themeFill="accent6" w:themeFillTint="33"/>
           </w:tcPr>
           <w:p>
@@ -4520,7 +4585,7 @@
         </w:tc>
         <w:tc>
           <w:tcPr>
-            <w:tcW w:w="1217" w:type="dxa"/>
+            <w:tcW w:w="1451" w:type="dxa"/>
             <w:shd w:val="clear" w:color="auto" w:fill="E2EFD9" w:themeFill="accent6" w:themeFillTint="33"/>
           </w:tcPr>
           <w:p>
@@ -4556,7 +4621,7 @@
         </w:tc>
         <w:tc>
           <w:tcPr>
-            <w:tcW w:w="1510" w:type="dxa"/>
+            <w:tcW w:w="1843" w:type="dxa"/>
             <w:shd w:val="clear" w:color="auto" w:fill="E2EFD9" w:themeFill="accent6" w:themeFillTint="33"/>
           </w:tcPr>
           <w:p>
@@ -4617,7 +4682,7 @@
         </w:tc>
         <w:tc>
           <w:tcPr>
-            <w:tcW w:w="1217" w:type="dxa"/>
+            <w:tcW w:w="1451" w:type="dxa"/>
             <w:shd w:val="clear" w:color="auto" w:fill="FBE4D5" w:themeFill="accent2" w:themeFillTint="33"/>
           </w:tcPr>
           <w:p>
@@ -4632,28 +4697,43 @@
                 <w:sz w:val="20"/>
                 <w:szCs w:val="20"/>
               </w:rPr>
-              <w:t>Backlog</w:t>
-            </w:r>
-          </w:p>
-          <w:p>
-            <w:pPr>
-              <w:rPr>
-                <w:sz w:val="20"/>
-                <w:szCs w:val="20"/>
-              </w:rPr>
-            </w:pPr>
-            <w:r>
-              <w:rPr>
-                <w:sz w:val="20"/>
-                <w:szCs w:val="20"/>
-              </w:rPr>
-              <w:t>15/12/2025</w:t>
-            </w:r>
-          </w:p>
-        </w:tc>
-        <w:tc>
-          <w:tcPr>
-            <w:tcW w:w="1510" w:type="dxa"/>
+              <w:t>Partial block</w:t>
+            </w:r>
+          </w:p>
+          <w:p>
+            <w:pPr>
+              <w:rPr>
+                <w:sz w:val="20"/>
+                <w:szCs w:val="20"/>
+              </w:rPr>
+            </w:pPr>
+            <w:r>
+              <w:rPr>
+                <w:sz w:val="20"/>
+                <w:szCs w:val="20"/>
+              </w:rPr>
+              <w:t>13/01/2026</w:t>
+            </w:r>
+          </w:p>
+          <w:p>
+            <w:pPr>
+              <w:rPr>
+                <w:sz w:val="20"/>
+                <w:szCs w:val="20"/>
+              </w:rPr>
+            </w:pPr>
+            <w:r>
+              <w:rPr>
+                <w:sz w:val="20"/>
+                <w:szCs w:val="20"/>
+              </w:rPr>
+              <w:t>Archiver set up, scientists haven’t specified what PVs to archive</w:t>
+            </w:r>
+          </w:p>
+        </w:tc>
+        <w:tc>
+          <w:tcPr>
+            <w:tcW w:w="1843" w:type="dxa"/>
             <w:shd w:val="clear" w:color="auto" w:fill="FBE4D5" w:themeFill="accent2" w:themeFillTint="33"/>
           </w:tcPr>
           <w:p>
@@ -4676,6 +4756,7 @@
               <w:jc w:val="both"/>
             </w:pPr>
             <w:r>
+              <w:lastRenderedPageBreak/>
               <w:t>10.</w:t>
             </w:r>
           </w:p>
@@ -4695,7 +4776,63 @@
         </w:tc>
         <w:tc>
           <w:tcPr>
-            <w:tcW w:w="1217" w:type="dxa"/>
+            <w:tcW w:w="1451" w:type="dxa"/>
+            <w:shd w:val="clear" w:color="auto" w:fill="E2EFD9" w:themeFill="accent6" w:themeFillTint="33"/>
+          </w:tcPr>
+          <w:p>
+            <w:pPr>
+              <w:rPr>
+                <w:color w:val="000000" w:themeColor="text1"/>
+                <w:sz w:val="20"/>
+                <w:szCs w:val="20"/>
+              </w:rPr>
+            </w:pPr>
+            <w:r>
+              <w:rPr>
+                <w:color w:val="000000" w:themeColor="text1"/>
+                <w:sz w:val="20"/>
+                <w:szCs w:val="20"/>
+              </w:rPr>
+              <w:t>Done</w:t>
+            </w:r>
+          </w:p>
+          <w:p>
+            <w:pPr>
+              <w:rPr>
+                <w:color w:val="000000" w:themeColor="text1"/>
+                <w:sz w:val="20"/>
+                <w:szCs w:val="20"/>
+              </w:rPr>
+            </w:pPr>
+            <w:r>
+              <w:rPr>
+                <w:color w:val="000000" w:themeColor="text1"/>
+                <w:sz w:val="20"/>
+                <w:szCs w:val="20"/>
+              </w:rPr>
+              <w:t>1</w:t>
+            </w:r>
+            <w:r>
+              <w:rPr>
+                <w:color w:val="000000" w:themeColor="text1"/>
+                <w:sz w:val="20"/>
+                <w:szCs w:val="20"/>
+              </w:rPr>
+              <w:t>8</w:t>
+            </w:r>
+            <w:r>
+              <w:rPr>
+                <w:color w:val="000000" w:themeColor="text1"/>
+                <w:sz w:val="20"/>
+                <w:szCs w:val="20"/>
+              </w:rPr>
+              <w:t>/12/2025</w:t>
+            </w:r>
+          </w:p>
+        </w:tc>
+        <w:tc>
+          <w:tcPr>
+            <w:tcW w:w="1843" w:type="dxa"/>
             <w:shd w:val="clear" w:color="auto" w:fill="FFF2CC" w:themeFill="accent4" w:themeFillTint="33"/>
           </w:tcPr>
           <w:p>
@@ -4712,7 +4849,7 @@
                 <w:sz w:val="20"/>
                 <w:szCs w:val="20"/>
               </w:rPr>
-              <w:t>In progress</w:t>
+              <w:t>Partial block</w:t>
             </w:r>
           </w:p>
           <w:p>
@@ -4729,15 +4866,9 @@
                 <w:sz w:val="20"/>
                 <w:szCs w:val="20"/>
               </w:rPr>
-              <w:t>15/12/2025</w:t>
-            </w:r>
-          </w:p>
-        </w:tc>
-        <w:tc>
-          <w:tcPr>
-            <w:tcW w:w="1510" w:type="dxa"/>
-            <w:shd w:val="clear" w:color="auto" w:fill="FFF2CC" w:themeFill="accent4" w:themeFillTint="33"/>
-          </w:tcPr>
+              <w:t>Tests 10.0</w:t>
+            </w:r>
+          </w:p>
           <w:p>
             <w:pPr>
               <w:rPr>
@@ -4746,6 +4877,32 @@
                 <w:szCs w:val="20"/>
               </w:rPr>
             </w:pPr>
+            <w:r>
+              <w:rPr>
+                <w:color w:val="000000" w:themeColor="text1"/>
+                <w:sz w:val="20"/>
+                <w:szCs w:val="20"/>
+              </w:rPr>
+              <w:t xml:space="preserve">See note on </w:t>
+            </w:r>
+            <w:proofErr w:type="spellStart"/>
+            <w:r>
+              <w:rPr>
+                <w:color w:val="000000" w:themeColor="text1"/>
+                <w:sz w:val="20"/>
+                <w:szCs w:val="20"/>
+              </w:rPr>
+              <w:t>Req</w:t>
+            </w:r>
+            <w:proofErr w:type="spellEnd"/>
+            <w:r>
+              <w:rPr>
+                <w:color w:val="000000" w:themeColor="text1"/>
+                <w:sz w:val="20"/>
+                <w:szCs w:val="20"/>
+              </w:rPr>
+              <w:t xml:space="preserve"> 2</w:t>
+            </w:r>
           </w:p>
         </w:tc>
       </w:tr>
@@ -4775,7 +4932,7 @@
         </w:tc>
         <w:tc>
           <w:tcPr>
-            <w:tcW w:w="1217" w:type="dxa"/>
+            <w:tcW w:w="1451" w:type="dxa"/>
             <w:shd w:val="clear" w:color="auto" w:fill="FBE4D5" w:themeFill="accent2" w:themeFillTint="33"/>
           </w:tcPr>
           <w:p>
@@ -4811,7 +4968,7 @@
         </w:tc>
         <w:tc>
           <w:tcPr>
-            <w:tcW w:w="1510" w:type="dxa"/>
+            <w:tcW w:w="1843" w:type="dxa"/>
             <w:shd w:val="clear" w:color="auto" w:fill="FBE4D5" w:themeFill="accent2" w:themeFillTint="33"/>
           </w:tcPr>
           <w:p>
@@ -4856,7 +5013,7 @@
         </w:tc>
         <w:tc>
           <w:tcPr>
-            <w:tcW w:w="1217" w:type="dxa"/>
+            <w:tcW w:w="1451" w:type="dxa"/>
             <w:shd w:val="clear" w:color="auto" w:fill="E2EFD9" w:themeFill="accent6" w:themeFillTint="33"/>
           </w:tcPr>
           <w:p>
@@ -4892,7 +5049,7 @@
         </w:tc>
         <w:tc>
           <w:tcPr>
-            <w:tcW w:w="1510" w:type="dxa"/>
+            <w:tcW w:w="1843" w:type="dxa"/>
             <w:shd w:val="clear" w:color="auto" w:fill="E2EFD9" w:themeFill="accent6" w:themeFillTint="33"/>
           </w:tcPr>
           <w:p>
@@ -5297,21 +5454,7 @@
                 <w:sz w:val="20"/>
                 <w:szCs w:val="20"/>
               </w:rPr>
-              <w:t xml:space="preserve">Tests </w:t>
-            </w:r>
-            <w:r>
-              <w:rPr>
-                <w:sz w:val="20"/>
-                <w:szCs w:val="20"/>
-              </w:rPr>
-              <w:t xml:space="preserve">2.1&amp; </w:t>
-            </w:r>
-            <w:r>
-              <w:rPr>
-                <w:sz w:val="20"/>
-                <w:szCs w:val="20"/>
-              </w:rPr>
-              <w:t>8.0</w:t>
+              <w:t>Tests 2.1&amp; 8.0</w:t>
             </w:r>
           </w:p>
         </w:tc>
@@ -5496,14 +5639,7 @@
                 <w:sz w:val="20"/>
                 <w:szCs w:val="20"/>
               </w:rPr>
-              <w:t>2</w:t>
-            </w:r>
-            <w:r>
-              <w:rPr>
-                <w:sz w:val="20"/>
-                <w:szCs w:val="20"/>
-              </w:rPr>
-              <w:t>4/11/2025</w:t>
+              <w:t>24/11/2025</w:t>
             </w:r>
           </w:p>
         </w:tc>
@@ -6319,14 +6455,7 @@
                 <w:sz w:val="20"/>
                 <w:szCs w:val="20"/>
               </w:rPr>
-              <w:t>04</w:t>
-            </w:r>
-            <w:r>
-              <w:rPr>
-                <w:sz w:val="20"/>
-                <w:szCs w:val="20"/>
-              </w:rPr>
-              <w:t>/11/2025</w:t>
+              <w:t>04/11/2025</w:t>
             </w:r>
           </w:p>
         </w:tc>
@@ -6362,21 +6491,7 @@
                 <w:sz w:val="20"/>
                 <w:szCs w:val="20"/>
               </w:rPr>
-              <w:t>Test</w:t>
-            </w:r>
-            <w:r>
-              <w:rPr>
-                <w:sz w:val="20"/>
-                <w:szCs w:val="20"/>
-              </w:rPr>
-              <w:t xml:space="preserve">s </w:t>
-            </w:r>
-            <w:r>
-              <w:rPr>
-                <w:sz w:val="20"/>
-                <w:szCs w:val="20"/>
-              </w:rPr>
-              <w:t xml:space="preserve">4.0 </w:t>
+              <w:t xml:space="preserve">Tests 4.0 </w:t>
             </w:r>
           </w:p>
         </w:tc>
@@ -10998,6 +11113,23 @@
 </file>
 
 <file path=customXml/item2.xml><?xml version="1.0" encoding="utf-8"?>
+<p:properties xmlns:p="http://schemas.microsoft.com/office/2006/metadata/properties" xmlns:xsi="http://www.w3.org/2001/XMLSchema-instance" xmlns:pc="http://schemas.microsoft.com/office/infopath/2007/PartnerControls">
+  <documentManagement>
+    <_activity xmlns="4685cca4-48f3-4d7d-aba6-9ee651496612" xsi:nil="true"/>
+  </documentManagement>
+</p:properties>
+</file>
+
+<file path=customXml/item3.xml><?xml version="1.0" encoding="utf-8"?>
+<?mso-contentType ?>
+<FormTemplates xmlns="http://schemas.microsoft.com/sharepoint/v3/contenttype/forms">
+  <Display>DocumentLibraryForm</Display>
+  <Edit>DocumentLibraryForm</Edit>
+  <New>DocumentLibraryForm</New>
+</FormTemplates>
+</file>
+
+<file path=customXml/item4.xml><?xml version="1.0" encoding="utf-8"?>
 <ct:contentTypeSchema xmlns:ct="http://schemas.microsoft.com/office/2006/metadata/contentType" xmlns:ma="http://schemas.microsoft.com/office/2006/metadata/properties/metaAttributes" ct:_="" ma:_="" ma:contentTypeName="Document" ma:contentTypeID="0x010100F843AF20CEA3184BB6E3C628CE6AEAFF" ma:contentTypeVersion="5" ma:contentTypeDescription="Create a new document." ma:contentTypeScope="" ma:versionID="0ad91c6cb860feb23ad1b1c52c3bb140">
   <xsd:schema xmlns:xsd="http://www.w3.org/2001/XMLSchema" xmlns:xs="http://www.w3.org/2001/XMLSchema" xmlns:p="http://schemas.microsoft.com/office/2006/metadata/properties" xmlns:ns3="4685cca4-48f3-4d7d-aba6-9ee651496612" targetNamespace="http://schemas.microsoft.com/office/2006/metadata/properties" ma:root="true" ma:fieldsID="e6a71f906810f4584223bd00a35410db" ns3:_="">
     <xsd:import namespace="4685cca4-48f3-4d7d-aba6-9ee651496612"/>
@@ -11147,23 +11279,6 @@
 </ct:contentTypeSchema>
 </file>
 
-<file path=customXml/item3.xml><?xml version="1.0" encoding="utf-8"?>
-<?mso-contentType ?>
-<FormTemplates xmlns="http://schemas.microsoft.com/sharepoint/v3/contenttype/forms">
-  <Display>DocumentLibraryForm</Display>
-  <Edit>DocumentLibraryForm</Edit>
-  <New>DocumentLibraryForm</New>
-</FormTemplates>
-</file>
-
-<file path=customXml/item4.xml><?xml version="1.0" encoding="utf-8"?>
-<p:properties xmlns:p="http://schemas.microsoft.com/office/2006/metadata/properties" xmlns:xsi="http://www.w3.org/2001/XMLSchema-instance" xmlns:pc="http://schemas.microsoft.com/office/infopath/2007/PartnerControls">
-  <documentManagement>
-    <_activity xmlns="4685cca4-48f3-4d7d-aba6-9ee651496612" xsi:nil="true"/>
-  </documentManagement>
-</p:properties>
-</file>
-
 <file path=customXml/itemProps1.xml><?xml version="1.0" encoding="utf-8"?>
 <ds:datastoreItem xmlns:ds="http://schemas.openxmlformats.org/officeDocument/2006/customXml" ds:itemID="{24F1424A-81D2-4E4B-BB06-88EF091441F5}">
   <ds:schemaRefs>
@@ -11173,6 +11288,24 @@
 </file>
 
 <file path=customXml/itemProps2.xml><?xml version="1.0" encoding="utf-8"?>
+<ds:datastoreItem xmlns:ds="http://schemas.openxmlformats.org/officeDocument/2006/customXml" ds:itemID="{748B9FB5-42BD-4B2B-9793-84791C17404D}">
+  <ds:schemaRefs>
+    <ds:schemaRef ds:uri="http://schemas.microsoft.com/office/2006/metadata/properties"/>
+    <ds:schemaRef ds:uri="http://schemas.microsoft.com/office/infopath/2007/PartnerControls"/>
+    <ds:schemaRef ds:uri="4685cca4-48f3-4d7d-aba6-9ee651496612"/>
+  </ds:schemaRefs>
+</ds:datastoreItem>
+</file>
+
+<file path=customXml/itemProps3.xml><?xml version="1.0" encoding="utf-8"?>
+<ds:datastoreItem xmlns:ds="http://schemas.openxmlformats.org/officeDocument/2006/customXml" ds:itemID="{F85BDC92-6C60-4937-8512-938EB3B3CA84}">
+  <ds:schemaRefs>
+    <ds:schemaRef ds:uri="http://schemas.microsoft.com/sharepoint/v3/contenttype/forms"/>
+  </ds:schemaRefs>
+</ds:datastoreItem>
+</file>
+
+<file path=customXml/itemProps4.xml><?xml version="1.0" encoding="utf-8"?>
 <ds:datastoreItem xmlns:ds="http://schemas.openxmlformats.org/officeDocument/2006/customXml" ds:itemID="{3FBE09A5-2C5B-4EA5-A999-CB56CB249CDD}">
   <ds:schemaRefs>
     <ds:schemaRef ds:uri="http://schemas.microsoft.com/office/2006/metadata/contentType"/>
@@ -11188,22 +11321,4 @@
     <ds:schemaRef ds:uri="http://schemas.microsoft.com/internal/obd"/>
   </ds:schemaRefs>
 </ds:datastoreItem>
-</file>
-
-<file path=customXml/itemProps3.xml><?xml version="1.0" encoding="utf-8"?>
-<ds:datastoreItem xmlns:ds="http://schemas.openxmlformats.org/officeDocument/2006/customXml" ds:itemID="{F85BDC92-6C60-4937-8512-938EB3B3CA84}">
-  <ds:schemaRefs>
-    <ds:schemaRef ds:uri="http://schemas.microsoft.com/sharepoint/v3/contenttype/forms"/>
-  </ds:schemaRefs>
-</ds:datastoreItem>
-</file>
-
-<file path=customXml/itemProps4.xml><?xml version="1.0" encoding="utf-8"?>
-<ds:datastoreItem xmlns:ds="http://schemas.openxmlformats.org/officeDocument/2006/customXml" ds:itemID="{748B9FB5-42BD-4B2B-9793-84791C17404D}">
-  <ds:schemaRefs>
-    <ds:schemaRef ds:uri="http://schemas.microsoft.com/office/2006/metadata/properties"/>
-    <ds:schemaRef ds:uri="http://schemas.microsoft.com/office/infopath/2007/PartnerControls"/>
-    <ds:schemaRef ds:uri="4685cca4-48f3-4d7d-aba6-9ee651496612"/>
-  </ds:schemaRefs>
-</ds:datastoreItem>
 </file>